--- a/artifacts/LGL-12/build/litigation-matter-trade-secret-non-compete.docx
+++ b/artifacts/LGL-12/build/litigation-matter-trade-secret-non-compete.docx
@@ -7,15 +7,6 @@
       <w:pPr>
         <w:pStyle w:val="Heading1"/>
       </w:pPr>
-      <w:r>
-        <w:rPr>
-          <w:rStyle w:val="SectionNumber"/>
-        </w:rPr>
-        <w:t xml:space="preserve">1</w:t>
-      </w:r>
-      <w:r>
-        <w:tab/>
-      </w:r>
       <w:r>
         <w:t xml:space="preserve">Matter File and Assessment: Departing Contractor, Trade Secret and Restrictive Covenant Exposure</w:t>
       </w:r>
@@ -458,15 +449,6 @@
         <w:pStyle w:val="Heading2"/>
       </w:pPr>
       <w:r>
-        <w:rPr>
-          <w:rStyle w:val="SectionNumber"/>
-        </w:rPr>
-        <w:t xml:space="preserve">1.1</w:t>
-      </w:r>
-      <w:r>
-        <w:tab/>
-      </w:r>
-      <w:r>
         <w:t xml:space="preserve">1. Summary</w:t>
       </w:r>
     </w:p>
@@ -500,15 +482,6 @@
       <w:pPr>
         <w:pStyle w:val="Heading2"/>
       </w:pPr>
-      <w:r>
-        <w:rPr>
-          <w:rStyle w:val="SectionNumber"/>
-        </w:rPr>
-        <w:t xml:space="preserve">1.2</w:t>
-      </w:r>
-      <w:r>
-        <w:tab/>
-      </w:r>
       <w:r>
         <w:t xml:space="preserve">2. Intake and Escalation</w:t>
       </w:r>
@@ -759,15 +732,6 @@
         <w:pStyle w:val="Heading2"/>
       </w:pPr>
       <w:r>
-        <w:rPr>
-          <w:rStyle w:val="SectionNumber"/>
-        </w:rPr>
-        <w:t xml:space="preserve">1.3</w:t>
-      </w:r>
-      <w:r>
-        <w:tab/>
-      </w:r>
-      <w:r>
         <w:t xml:space="preserve">3. The Contractor and the Contract</w:t>
       </w:r>
     </w:p>
@@ -1089,15 +1053,6 @@
       <w:pPr>
         <w:pStyle w:val="Heading2"/>
       </w:pPr>
-      <w:r>
-        <w:rPr>
-          <w:rStyle w:val="SectionNumber"/>
-        </w:rPr>
-        <w:t xml:space="preserve">1.4</w:t>
-      </w:r>
-      <w:r>
-        <w:tab/>
-      </w:r>
       <w:r>
         <w:t xml:space="preserve">4. Chronology</w:t>
       </w:r>
@@ -1685,15 +1640,6 @@
         <w:pStyle w:val="Heading2"/>
       </w:pPr>
       <w:r>
-        <w:rPr>
-          <w:rStyle w:val="SectionNumber"/>
-        </w:rPr>
-        <w:t xml:space="preserve">1.5</w:t>
-      </w:r>
-      <w:r>
-        <w:tab/>
-      </w:r>
-      <w:r>
         <w:t xml:space="preserve">5. Evidence</w:t>
       </w:r>
     </w:p>
@@ -1702,15 +1648,6 @@
       <w:pPr>
         <w:pStyle w:val="Heading3"/>
       </w:pPr>
-      <w:r>
-        <w:rPr>
-          <w:rStyle w:val="SectionNumber"/>
-        </w:rPr>
-        <w:t xml:space="preserve">1.5.1</w:t>
-      </w:r>
-      <w:r>
-        <w:tab/>
-      </w:r>
       <w:r>
         <w:t xml:space="preserve">5.1 Version control activity</w:t>
       </w:r>
@@ -2156,15 +2093,6 @@
         <w:pStyle w:val="Heading3"/>
       </w:pPr>
       <w:r>
-        <w:rPr>
-          <w:rStyle w:val="SectionNumber"/>
-        </w:rPr>
-        <w:t xml:space="preserve">1.5.2</w:t>
-      </w:r>
-      <w:r>
-        <w:tab/>
-      </w:r>
-      <w:r>
         <w:t xml:space="preserve">5.2 Data loss prevention alert DLP-2026-4471</w:t>
       </w:r>
     </w:p>
@@ -2182,15 +2110,6 @@
       <w:pPr>
         <w:pStyle w:val="Heading3"/>
       </w:pPr>
-      <w:r>
-        <w:rPr>
-          <w:rStyle w:val="SectionNumber"/>
-        </w:rPr>
-        <w:t xml:space="preserve">1.5.3</w:t>
-      </w:r>
-      <w:r>
-        <w:tab/>
-      </w:r>
       <w:r>
         <w:t xml:space="preserve">5.3 Forensic examination</w:t>
       </w:r>
@@ -2228,15 +2147,6 @@
         <w:pStyle w:val="Heading3"/>
       </w:pPr>
       <w:r>
-        <w:rPr>
-          <w:rStyle w:val="SectionNumber"/>
-        </w:rPr>
-        <w:t xml:space="preserve">1.5.4</w:t>
-      </w:r>
-      <w:r>
-        <w:tab/>
-      </w:r>
-      <w:r>
         <w:t xml:space="preserve">5.4 What the client cannot currently show</w:t>
       </w:r>
     </w:p>
@@ -2255,15 +2165,6 @@
       <w:pPr>
         <w:pStyle w:val="Heading2"/>
       </w:pPr>
-      <w:r>
-        <w:rPr>
-          <w:rStyle w:val="SectionNumber"/>
-        </w:rPr>
-        <w:t xml:space="preserve">1.6</w:t>
-      </w:r>
-      <w:r>
-        <w:tab/>
-      </w:r>
       <w:r>
         <w:t xml:space="preserve">6. Trade Secret Identification</w:t>
       </w:r>
@@ -2568,15 +2469,6 @@
         <w:pStyle w:val="Heading2"/>
       </w:pPr>
       <w:r>
-        <w:rPr>
-          <w:rStyle w:val="SectionNumber"/>
-        </w:rPr>
-        <w:t xml:space="preserve">1.7</w:t>
-      </w:r>
-      <w:r>
-        <w:tab/>
-      </w:r>
-      <w:r>
         <w:t xml:space="preserve">7. Claims Assessment</w:t>
       </w:r>
     </w:p>
@@ -2585,15 +2477,6 @@
       <w:pPr>
         <w:pStyle w:val="Heading3"/>
       </w:pPr>
-      <w:r>
-        <w:rPr>
-          <w:rStyle w:val="SectionNumber"/>
-        </w:rPr>
-        <w:t xml:space="preserve">1.7.1</w:t>
-      </w:r>
-      <w:r>
-        <w:tab/>
-      </w:r>
       <w:r>
         <w:t xml:space="preserve">7.1 Defend Trade Secrets Act, 18 U.S.C. § 1836(b)</w:t>
       </w:r>
@@ -2669,15 +2552,6 @@
         <w:pStyle w:val="Heading3"/>
       </w:pPr>
       <w:r>
-        <w:rPr>
-          <w:rStyle w:val="SectionNumber"/>
-        </w:rPr>
-        <w:t xml:space="preserve">1.7.2</w:t>
-      </w:r>
-      <w:r>
-        <w:tab/>
-      </w:r>
-      <w:r>
         <w:t xml:space="preserve">7.2 Calloway Uniform Trade Secrets Act, Calloway Rev. Stat. § 41-2101 et seq.</w:t>
       </w:r>
     </w:p>
@@ -2695,15 +2569,6 @@
       <w:pPr>
         <w:pStyle w:val="Heading3"/>
       </w:pPr>
-      <w:r>
-        <w:rPr>
-          <w:rStyle w:val="SectionNumber"/>
-        </w:rPr>
-        <w:t xml:space="preserve">1.7.3</w:t>
-      </w:r>
-      <w:r>
-        <w:tab/>
-      </w:r>
       <w:r>
         <w:t xml:space="preserve">7.3 Breach of contract</w:t>
       </w:r>
@@ -2811,15 +2676,6 @@
         <w:pStyle w:val="Heading3"/>
       </w:pPr>
       <w:r>
-        <w:rPr>
-          <w:rStyle w:val="SectionNumber"/>
-        </w:rPr>
-        <w:t xml:space="preserve">1.7.4</w:t>
-      </w:r>
-      <w:r>
-        <w:tab/>
-      </w:r>
-      <w:r>
         <w:t xml:space="preserve">7.4 Tortious interference and claims against Perigee Systems</w:t>
       </w:r>
     </w:p>
@@ -2845,15 +2701,6 @@
       <w:pPr>
         <w:pStyle w:val="Heading3"/>
       </w:pPr>
-      <w:r>
-        <w:rPr>
-          <w:rStyle w:val="SectionNumber"/>
-        </w:rPr>
-        <w:t xml:space="preserve">1.7.5</w:t>
-      </w:r>
-      <w:r>
-        <w:tab/>
-      </w:r>
       <w:r>
         <w:t xml:space="preserve">7.5 Enforceability of the non-competition covenant</w:t>
       </w:r>
@@ -2958,15 +2805,6 @@
         <w:pStyle w:val="Heading3"/>
       </w:pPr>
       <w:r>
-        <w:rPr>
-          <w:rStyle w:val="SectionNumber"/>
-        </w:rPr>
-        <w:t xml:space="preserve">1.7.6</w:t>
-      </w:r>
-      <w:r>
-        <w:tab/>
-      </w:r>
-      <w:r>
         <w:t xml:space="preserve">7.6 Computer Fraud and Abuse Act, 18 U.S.C. § 1030</w:t>
       </w:r>
     </w:p>
@@ -3011,15 +2849,6 @@
         <w:pStyle w:val="Heading2"/>
       </w:pPr>
       <w:r>
-        <w:rPr>
-          <w:rStyle w:val="SectionNumber"/>
-        </w:rPr>
-        <w:t xml:space="preserve">1.8</w:t>
-      </w:r>
-      <w:r>
-        <w:tab/>
-      </w:r>
-      <w:r>
         <w:t xml:space="preserve">8. Relief and Strategy</w:t>
       </w:r>
     </w:p>
@@ -3187,15 +3016,6 @@
       <w:pPr>
         <w:pStyle w:val="Heading2"/>
       </w:pPr>
-      <w:r>
-        <w:rPr>
-          <w:rStyle w:val="SectionNumber"/>
-        </w:rPr>
-        <w:t xml:space="preserve">1.9</w:t>
-      </w:r>
-      <w:r>
-        <w:tab/>
-      </w:r>
       <w:r>
         <w:t xml:space="preserve">9. Client-Side Control Findings</w:t>
       </w:r>
@@ -3554,15 +3374,6 @@
         <w:pStyle w:val="Heading2"/>
       </w:pPr>
       <w:r>
-        <w:rPr>
-          <w:rStyle w:val="SectionNumber"/>
-        </w:rPr>
-        <w:t xml:space="preserve">1.10</w:t>
-      </w:r>
-      <w:r>
-        <w:tab/>
-      </w:r>
-      <w:r>
         <w:t xml:space="preserve">10. Preservation</w:t>
       </w:r>
     </w:p>
@@ -3588,15 +3399,6 @@
       <w:pPr>
         <w:pStyle w:val="Heading2"/>
       </w:pPr>
-      <w:r>
-        <w:rPr>
-          <w:rStyle w:val="SectionNumber"/>
-        </w:rPr>
-        <w:t xml:space="preserve">1.11</w:t>
-      </w:r>
-      <w:r>
-        <w:tab/>
-      </w:r>
       <w:r>
         <w:t xml:space="preserve">11. Open Items</w:t>
       </w:r>
@@ -4082,15 +3884,6 @@
         <w:pStyle w:val="Heading2"/>
       </w:pPr>
       <w:r>
-        <w:rPr>
-          <w:rStyle w:val="SectionNumber"/>
-        </w:rPr>
-        <w:t xml:space="preserve">1.12</w:t>
-      </w:r>
-      <w:r>
-        <w:tab/>
-      </w:r>
-      <w:r>
         <w:t xml:space="preserve">12. Research Audit Trail</w:t>
       </w:r>
     </w:p>
@@ -4362,15 +4155,6 @@
       <w:pPr>
         <w:pStyle w:val="Heading3"/>
       </w:pPr>
-      <w:r>
-        <w:rPr>
-          <w:rStyle w:val="SectionNumber"/>
-        </w:rPr>
-        <w:t xml:space="preserve">1.12.1</w:t>
-      </w:r>
-      <w:r>
-        <w:tab/>
-      </w:r>
       <w:r>
         <w:t xml:space="preserve">12.1 Query log</w:t>
       </w:r>
@@ -4918,15 +4702,6 @@
         <w:pStyle w:val="Heading3"/>
       </w:pPr>
       <w:r>
-        <w:rPr>
-          <w:rStyle w:val="SectionNumber"/>
-        </w:rPr>
-        <w:t xml:space="preserve">1.12.2</w:t>
-      </w:r>
-      <w:r>
-        <w:tab/>
-      </w:r>
-      <w:r>
         <w:t xml:space="preserve">12.2 Authorities relied on</w:t>
       </w:r>
     </w:p>
@@ -4958,15 +4733,6 @@
       <w:pPr>
         <w:pStyle w:val="Heading2"/>
       </w:pPr>
-      <w:r>
-        <w:rPr>
-          <w:rStyle w:val="SectionNumber"/>
-        </w:rPr>
-        <w:t xml:space="preserve">1.13</w:t>
-      </w:r>
-      <w:r>
-        <w:tab/>
-      </w:r>
       <w:r>
         <w:t xml:space="preserve">13. Certification</w:t>
       </w:r>

--- a/artifacts/LGL-12/build/litigation-matter-trade-secret-non-compete.docx
+++ b/artifacts/LGL-12/build/litigation-matter-trade-secret-non-compete.docx
@@ -214,7 +214,7 @@
               <w:pStyle w:val="Compact"/>
             </w:pPr>
             <w:r>
-              <w:t xml:space="preserve">Perigee Systems (co-121)</w:t>
+              <w:t xml:space="preserve">Aphelion Systems (co-121)</w:t>
             </w:r>
           </w:p>
         </w:tc>
@@ -1371,7 +1371,7 @@
               <w:pStyle w:val="Compact"/>
             </w:pPr>
             <w:r>
-              <w:t xml:space="preserve">Contractor’s public professional profile updated to show Staff Engineer, Perigee Systems, start date June 15, 2026</w:t>
+              <w:t xml:space="preserve">Contractor’s public professional profile updated to show Staff Engineer, Aphelion Systems, start date June 15, 2026</w:t>
             </w:r>
           </w:p>
         </w:tc>
@@ -1511,7 +1511,7 @@
               <w:pStyle w:val="Compact"/>
             </w:pPr>
             <w:r>
-              <w:t xml:space="preserve">Preservation demand letters sent to Mr. Verhoeven and to Perigee Systems by certified mail and email</w:t>
+              <w:t xml:space="preserve">Preservation demand letters sent to Mr. Verhoeven and to Aphelion Systems by certified mail and email</w:t>
             </w:r>
           </w:p>
         </w:tc>
@@ -1581,18 +1581,18 @@
               <w:pStyle w:val="Compact"/>
             </w:pPr>
             <w:r>
-              <w:t xml:space="preserve">Perigee Systems counsel acknowledges the preservation demand; denies receipt of client materials; declines to identify the contractor’s assigned project</w:t>
-            </w:r>
-          </w:p>
-        </w:tc>
-        <w:tc>
-          <w:tcPr/>
-          <w:p>
-            <w:pPr>
-              <w:pStyle w:val="Compact"/>
-            </w:pPr>
-            <w:r>
-              <w:t xml:space="preserve">Letter from Perigee counsel</w:t>
+              <w:t xml:space="preserve">Aphelion Systems counsel acknowledges the preservation demand; denies receipt of client materials; declines to identify the contractor’s assigned project</w:t>
+            </w:r>
+          </w:p>
+        </w:tc>
+        <w:tc>
+          <w:tcPr/>
+          <w:p>
+            <w:pPr>
+              <w:pStyle w:val="Compact"/>
+            </w:pPr>
+            <w:r>
+              <w:t xml:space="preserve">Letter from Aphelion counsel</w:t>
             </w:r>
           </w:p>
         </w:tc>
@@ -2155,7 +2155,7 @@
         <w:pStyle w:val="FirstParagraph"/>
       </w:pPr>
       <w:r>
-        <w:t xml:space="preserve">The client cannot presently show what was in the 1.4 GB, cannot show that any file was opened after transfer, and cannot show that any client material has been used at or transferred to Perigee Systems. Access to the destination cloud account and to Mr. Verhoeven’s personal devices requires either his cooperation or an order. This gap is the single most important open item on the file.</w:t>
+        <w:t xml:space="preserve">The client cannot presently show what was in the 1.4 GB, cannot show that any file was opened after transfer, and cannot show that any client material has been used at or transferred to Aphelion Systems. Access to the destination cloud account and to Mr. Verhoeven’s personal devices requires either his cooperation or an order. This gap is the single most important open item on the file.</w:t>
       </w:r>
     </w:p>
     <w:bookmarkEnd w:id="16"/>
@@ -2644,7 +2644,7 @@
         <w:t xml:space="preserve"> </w:t>
       </w:r>
       <w:r>
-        <w:t xml:space="preserve">If any of the transferred material embodies an invention conceived during the services, the assignment already operated. This matters most if Mr. Verhoeven or Perigee Systems seeks patent protection on anything derived from the pipeline work. A watch has been placed on published applications naming him as an inventor.</w:t>
+        <w:t xml:space="preserve">If any of the transferred material embodies an invention conceived during the services, the assignment already operated. This matters most if Mr. Verhoeven or Aphelion Systems seeks patent protection on anything derived from the pipeline work. A watch has been placed on published applications naming him as an inventor.</w:t>
       </w:r>
     </w:p>
     <w:p>
@@ -2670,13 +2670,13 @@
       </w:r>
     </w:p>
     <w:bookmarkEnd w:id="21"/>
-    <w:bookmarkStart w:id="22" w:name="X01394c785e7859bb698bb39b4e226a84bce6415"/>
+    <w:bookmarkStart w:id="22" w:name="X8de0927012740ca066dfcc33ff32a1a60a888af"/>
     <w:p>
       <w:pPr>
         <w:pStyle w:val="Heading3"/>
       </w:pPr>
       <w:r>
-        <w:t xml:space="preserve">7.4 Tortious interference and claims against Perigee Systems</w:t>
+        <w:t xml:space="preserve">7.4 Tortious interference and claims against Aphelion Systems</w:t>
       </w:r>
     </w:p>
     <w:p>
@@ -2684,7 +2684,7 @@
         <w:pStyle w:val="FirstParagraph"/>
       </w:pPr>
       <w:r>
-        <w:t xml:space="preserve">A claim against Perigee Systems for tortious interference with contract requires knowledge of the covenant. Nothing currently shows that Perigee knew of the ICSA before June 25, 2026, when the preservation demand put it on notice. From June 25 forward, continued employment of Mr. Verhoeven in a competing role with knowledge of the covenant supports the claim, and its counsel’s July 6, 2026 refusal to identify his assigned project is unhelpful to Perigee on the knowledge element going forward.</w:t>
+        <w:t xml:space="preserve">A claim against Aphelion Systems for tortious interference with contract requires knowledge of the covenant. Nothing currently shows that Aphelion knew of the ICSA before June 25, 2026, when the preservation demand put it on notice. From June 25 forward, continued employment of Mr. Verhoeven in a competing role with knowledge of the covenant supports the claim, and its counsel’s July 6, 2026 refusal to identify his assigned project is unhelpful to Aphelion on the knowledge element going forward.</w:t>
       </w:r>
     </w:p>
     <w:p>
@@ -2692,7 +2692,7 @@
         <w:pStyle w:val="BodyText"/>
       </w:pPr>
       <w:r>
-        <w:t xml:space="preserve">Recommendation is to hold this claim. Suing a competitor for hiring an engineer, on a covenant of doubtful enforceability, invites a counterclaim and converts a controllable dispute into a market event. Name Perigee only if the forensic work shows client material inside Perigee’s environment.</w:t>
+        <w:t xml:space="preserve">Recommendation is to hold this claim. Suing a competitor for hiring an engineer, on a covenant of doubtful enforceability, invites a counterclaim and converts a controllable dispute into a market event. Name Aphelion only if the forensic work shows client material inside Aphelion’s environment.</w:t>
       </w:r>
     </w:p>
     <w:bookmarkEnd w:id="22"/>
@@ -2961,13 +2961,13 @@
           <w:b/>
           <w:bCs/>
         </w:rPr>
-        <w:t xml:space="preserve">Hold the claim against Perigee Systems</w:t>
+        <w:t xml:space="preserve">Hold the claim against Aphelion Systems</w:t>
       </w:r>
       <w:r>
         <w:t xml:space="preserve"> </w:t>
       </w:r>
       <w:r>
-        <w:t xml:space="preserve">unless the forensic work places client material inside Perigee’s environment.</w:t>
+        <w:t xml:space="preserve">unless the forensic work places client material inside Aphelion’s environment.</w:t>
       </w:r>
     </w:p>
     <w:p>
@@ -3390,7 +3390,7 @@
         <w:pStyle w:val="BodyText"/>
       </w:pPr>
       <w:r>
-        <w:t xml:space="preserve">Preservation demands were sent on June 25, 2026 to Mr. Verhoeven and to Perigee Systems. Perigee acknowledged on July 6, 2026. Mr. Verhoeven has not responded.</w:t>
+        <w:t xml:space="preserve">Preservation demands were sent on June 25, 2026 to Mr. Verhoeven and to Aphelion Systems. Aphelion acknowledged on July 6, 2026. Mr. Verhoeven has not responded.</w:t>
       </w:r>
     </w:p>
     <w:bookmarkEnd w:id="28"/>
@@ -3781,7 +3781,7 @@
               <w:pStyle w:val="Compact"/>
             </w:pPr>
             <w:r>
-              <w:t xml:space="preserve">Client decision on whether to name Perigee Systems</w:t>
+              <w:t xml:space="preserve">Client decision on whether to name Aphelion Systems</w:t>
             </w:r>
           </w:p>
         </w:tc>
